--- a/fuentes/11220133_CF1_DU.docx
+++ b/fuentes/11220133_CF1_DU.docx
@@ -3991,7 +3991,13 @@
               <w:rPr>
                 <w:b/>
               </w:rPr>
-              <w:t xml:space="preserve">Síntesis del video: </w:t>
+              <w:t>Transcripción</w:t>
+            </w:r>
+            <w:r>
+              <w:rPr>
+                <w:b/>
+              </w:rPr>
+              <w:t xml:space="preserve"> del video: </w:t>
             </w:r>
             <w:r>
               <w:t>Fundamentos y planificación de la auditoría interna de calidad</w:t>
@@ -4920,7 +4926,13 @@
     </w:p>
     <w:p>
       <w:r>
-        <w:t>Las normas ISO 9000, ISO 9001 y ISO 19011 constituyen el marco de referencia para la implementación y evaluación de los sistemas de gestión de la calidad. Estas normas establecen los fundamentos conceptuales, los requisitos y las directrices necesarias para garantizar que las organizaciones gestionen sus procesos de manera eficaz, coherente y orientada a la mejora continua.</w:t>
+        <w:t xml:space="preserve">Las normas ISO 9000, ISO 9001 </w:t>
+      </w:r>
+      <w:r>
+        <w:t>e</w:t>
+      </w:r>
+      <w:r>
+        <w:t xml:space="preserve"> ISO 19011 constituyen el marco de referencia para la implementación y evaluación de los sistemas de gestión de la calidad. Estas normas establecen los fundamentos conceptuales, los requisitos y las directrices necesarias para garantizar que las organizaciones gestionen sus procesos de manera eficaz, coherente y orientada a la mejora continua.</w:t>
       </w:r>
     </w:p>
     <w:p>
@@ -9383,7 +9395,7 @@
         </w:numPr>
       </w:pPr>
       <w:r>
-        <w:t>Planifica Planificación de acciones correctivas y preventivas frente a los hallazgos identificados.</w:t>
+        <w:t>Planificación de acciones correctivas y preventivas frente a los hallazgos identificados.</w:t>
       </w:r>
     </w:p>
     <w:p>
@@ -10974,15 +10986,10 @@
               <w:ind w:firstLine="0"/>
             </w:pPr>
             <w:r>
-              <w:t xml:space="preserve">Julio 2031 - </w:t>
-            </w:r>
-            <w:proofErr w:type="gramStart"/>
-            <w:r>
-              <w:t>Diciembre</w:t>
-            </w:r>
-            <w:proofErr w:type="gramEnd"/>
-            <w:r>
-              <w:t xml:space="preserve"> 203</w:t>
+              <w:t>Julio 2031 - Diciembre 203</w:t>
+            </w:r>
+            <w:r>
+              <w:t>1</w:t>
             </w:r>
           </w:p>
         </w:tc>
@@ -10990,11 +10997,8 @@
     </w:tbl>
     <w:p/>
     <w:p>
-      <w:r>
-        <w:t>El anexo permite que la planificación sea clara, coherente y verificable, facilitando el seguimiento de las auditorías y la efectividad de las acciones de mejora derivadas de los hallazgos durante el ciclo anual.</w:t>
-      </w:r>
-    </w:p>
-    <w:p>
+      <w:bookmarkStart w:id="38" w:name="_GoBack"/>
+      <w:bookmarkEnd w:id="38"/>
       <w:r>
         <w:t>Ejemplo programa de auditorías</w:t>
       </w:r>
@@ -11025,12 +11029,7 @@
         </w:numPr>
       </w:pPr>
       <w:r>
-        <w:t xml:space="preserve">Responsabilidades </w:t>
-      </w:r>
-      <w:bookmarkStart w:id="38" w:name="_GoBack"/>
-      <w:bookmarkEnd w:id="38"/>
-      <w:r>
-        <w:t>de los auditores internos y del director del programa.</w:t>
+        <w:t>Responsabilidades de los auditores internos y del director del programa.</w:t>
       </w:r>
     </w:p>
     <w:p>
@@ -11042,7 +11041,6 @@
         </w:numPr>
       </w:pPr>
       <w:r>
-        <w:lastRenderedPageBreak/>
         <w:t>Procedimientos para selección y competencia de auditores, programación de auditorías, elaboración de informes y seguimiento a hallazgos.</w:t>
       </w:r>
     </w:p>
@@ -11061,6 +11059,7 @@
     <w:p>
       <w:bookmarkStart w:id="39" w:name="_Hlk223374284"/>
       <w:r>
+        <w:lastRenderedPageBreak/>
         <w:t>El cual se encuentra:</w:t>
       </w:r>
       <w:r>
@@ -11151,7 +11150,6 @@
         </w:numPr>
       </w:pPr>
       <w:r>
-        <w:lastRenderedPageBreak/>
         <w:t>Determinar los procesos y áreas que serán evaluados.</w:t>
       </w:r>
     </w:p>
@@ -11188,6 +11186,7 @@
         </w:numPr>
       </w:pPr>
       <w:r>
+        <w:lastRenderedPageBreak/>
         <w:t>Establecer el cronograma de actividades, incluyendo reuniones de apertura, ejecución y cierre.</w:t>
       </w:r>
     </w:p>
@@ -11284,7 +11283,6 @@
     </w:p>
     <w:p>
       <w:r>
-        <w:lastRenderedPageBreak/>
         <w:t>El proceso para la elaboración de listas de verificación, es el siguiente:</w:t>
       </w:r>
     </w:p>
@@ -11309,6 +11307,7 @@
         </w:numPr>
       </w:pPr>
       <w:r>
+        <w:lastRenderedPageBreak/>
         <w:t>Revisar los criterios de auditoría y los requisitos normativos aplicables (ISO 9001, procedimientos internos, etc.).</w:t>
       </w:r>
     </w:p>
@@ -11558,11 +11557,7 @@
               <w:ind w:firstLine="0"/>
             </w:pPr>
             <w:r>
-              <w:t xml:space="preserve">¿Se revisa la actualización </w:t>
-            </w:r>
-            <w:r>
-              <w:lastRenderedPageBreak/>
-              <w:t>de los documentos?</w:t>
+              <w:t>¿Se revisa la actualización de los documentos?</w:t>
             </w:r>
           </w:p>
         </w:tc>
@@ -11575,7 +11570,6 @@
               <w:ind w:firstLine="0"/>
             </w:pPr>
             <w:r>
-              <w:lastRenderedPageBreak/>
               <w:t>Registros de revisión.</w:t>
             </w:r>
           </w:p>
@@ -11597,7 +11591,11 @@
     </w:tbl>
     <w:p>
       <w:r>
-        <w:t>La planificación de la auditoría interna constituye una fase clave para garantizar que el proceso se desarrolle de manera organizada, sistemática y eficiente. Una adecuada definición del programa, del plan y de las listas de verificación permite al auditor anticipar los recursos necesarios, definir responsabilidades y asegurar que todos los criterios y procesos del Sistema de Gestión de la Calidad sean evaluados correctamente. Al aplicar estos elementos de forma coherente, se fortalece la confiabilidad de los hallazgos, se optimiza el uso del tiempo y se facilita la mejora continua de la organización.</w:t>
+        <w:t xml:space="preserve">La planificación de la auditoría interna constituye una fase clave para garantizar que el proceso se desarrolle de manera organizada, sistemática y eficiente. Una </w:t>
+      </w:r>
+      <w:r>
+        <w:lastRenderedPageBreak/>
+        <w:t>adecuada definición del programa, del plan y de las listas de verificación permite al auditor anticipar los recursos necesarios, definir responsabilidades y asegurar que todos los criterios y procesos del Sistema de Gestión de la Calidad sean evaluados correctamente. Al aplicar estos elementos de forma coherente, se fortalece la confiabilidad de los hallazgos, se optimiza el uso del tiempo y se facilita la mejora continua de la organización.</w:t>
       </w:r>
     </w:p>
     <w:p>
@@ -11668,7 +11666,6 @@
         <w:rPr>
           <w:b/>
         </w:rPr>
-        <w:lastRenderedPageBreak/>
         <w:t>Criterios de auditoría</w:t>
       </w:r>
       <w:r>
@@ -11741,6 +11738,7 @@
         <w:rPr>
           <w:b/>
         </w:rPr>
+        <w:lastRenderedPageBreak/>
         <w:t>Modalidad de auditoría</w:t>
       </w:r>
       <w:r>
@@ -11897,7 +11895,6 @@
               <w:ind w:firstLine="0"/>
             </w:pPr>
             <w:r>
-              <w:lastRenderedPageBreak/>
               <w:t>Alcance.</w:t>
             </w:r>
           </w:p>
@@ -11988,6 +11985,7 @@
               <w:ind w:firstLine="0"/>
             </w:pPr>
             <w:r>
+              <w:lastRenderedPageBreak/>
               <w:t>Equipo auditor.</w:t>
             </w:r>
           </w:p>
@@ -22461,7 +22459,7 @@
 </file>
 
 <file path=customXml/itemProps1.xml><?xml version="1.0" encoding="utf-8"?>
-<ds:datastoreItem xmlns:ds="http://schemas.openxmlformats.org/officeDocument/2006/customXml" ds:itemID="{2EB640F1-CAC9-4631-9955-D080696EE513}">
+<ds:datastoreItem xmlns:ds="http://schemas.openxmlformats.org/officeDocument/2006/customXml" ds:itemID="{99C666C5-B60A-461C-8301-9703FF38A821}">
   <ds:schemaRefs>
     <ds:schemaRef ds:uri="http://schemas.openxmlformats.org/officeDocument/2006/bibliography"/>
   </ds:schemaRefs>
@@ -22469,13 +22467,13 @@
 </file>
 
 <file path=customXml/itemProps2.xml><?xml version="1.0" encoding="utf-8"?>
-<ds:datastoreItem xmlns:ds="http://schemas.openxmlformats.org/officeDocument/2006/customXml" ds:itemID="{46B63784-3580-465C-BFFC-A66D52BE1425}"/>
+<ds:datastoreItem xmlns:ds="http://schemas.openxmlformats.org/officeDocument/2006/customXml" ds:itemID="{322ACC4A-0580-49D8-A4DD-BAEF4954DBB5}"/>
 </file>
 
 <file path=customXml/itemProps3.xml><?xml version="1.0" encoding="utf-8"?>
-<ds:datastoreItem xmlns:ds="http://schemas.openxmlformats.org/officeDocument/2006/customXml" ds:itemID="{64E93B60-772A-47DD-9414-78795D516831}"/>
+<ds:datastoreItem xmlns:ds="http://schemas.openxmlformats.org/officeDocument/2006/customXml" ds:itemID="{AD25F7E9-E726-4872-9FBB-45814EECFBCE}"/>
 </file>
 
 <file path=customXml/itemProps4.xml><?xml version="1.0" encoding="utf-8"?>
-<ds:datastoreItem xmlns:ds="http://schemas.openxmlformats.org/officeDocument/2006/customXml" ds:itemID="{3D850381-F8B8-4B49-9B57-B5F6849C8E0E}"/>
+<ds:datastoreItem xmlns:ds="http://schemas.openxmlformats.org/officeDocument/2006/customXml" ds:itemID="{C99959E0-5230-414D-AF20-239E77122763}"/>
 </file>